--- a/Quiz/L2 Quiz ANS.docx
+++ b/Quiz/L2 Quiz ANS.docx
@@ -1794,27 +1794,7 @@
           <w:color w:val="000000"/>
           <w:sz w:val="22"/>
         </w:rPr>
-        <w:t xml:space="preserve">. What type of access </w:t>
-      </w:r>
-      <w:proofErr w:type="gramStart"/>
-      <w:r>
-        <w:rPr>
-          <w:rFonts w:ascii="Times New Roman" w:eastAsia="inter" w:hAnsi="Times New Roman" w:cs="Times New Roman"/>
-          <w:b/>
-          <w:color w:val="000000"/>
-          <w:sz w:val="22"/>
-        </w:rPr>
-        <w:t>do</w:t>
-      </w:r>
-      <w:proofErr w:type="gramEnd"/>
-      <w:r>
-        <w:rPr>
-          <w:rFonts w:ascii="Times New Roman" w:eastAsia="inter" w:hAnsi="Times New Roman" w:cs="Times New Roman"/>
-          <w:b/>
-          <w:color w:val="000000"/>
-          <w:sz w:val="22"/>
-        </w:rPr>
-        <w:t xml:space="preserve"> peripheral registers use in ARM Cortex-M processors?</w:t>
+        <w:t>. What type of access do peripheral registers use in ARM Cortex-M processors?</w:t>
       </w:r>
       <w:r>
         <w:rPr>
